--- a/templates/04_nutricao/05_relatorio_acompanhamento.docx
+++ b/templates/04_nutricao/05_relatorio_acompanhamento.docx
@@ -16,21 +16,696 @@
           <w:sz w:val="32"/>
           <w:szCs w:val="32"/>
         </w:rPr>
-        <w:t xml:space="preserve">RELATORIO ACOMPANHAMENTO</w:t>
-      </w:r>
-    </w:p>
-    <w:p>
-      <w:pPr>
-        <w:spacing w:after="100" w:before="100"/>
-      </w:pPr>
-      <w:r>
-        <w:rPr>
-          <w:rFonts w:ascii="Arial" w:cs="Arial" w:eastAsia="Arial" w:hAnsi="Arial"/>
-          <w:color w:val="111827"/>
-          <w:sz w:val="20"/>
-          <w:szCs w:val="20"/>
-        </w:rPr>
-        <w:t xml:space="preserve">Template de nutrição para: Relatorio Acompanhamento.</w:t>
+        <w:t xml:space="preserve">RELATÓRIO DE ACOMPANHAMENTO NUTRICIONAL</w:t>
+      </w:r>
+    </w:p>
+    <w:p>
+      <w:pPr>
+        <w:spacing w:after="100" w:before="100"/>
+        <w:ind w:left="400"/>
+      </w:pPr>
+      <w:r>
+        <w:rPr>
+          <w:rFonts w:ascii="Arial" w:cs="Arial" w:eastAsia="Arial" w:hAnsi="Arial"/>
+          <w:b/>
+          <w:bCs/>
+          <w:color w:val="2D6A4F"/>
+          <w:sz w:val="20"/>
+          <w:szCs w:val="20"/>
+        </w:rPr>
+        <w:t xml:space="preserve">PACIENTE: </w:t>
+      </w:r>
+      <w:r>
+        <w:rPr>
+          <w:rFonts w:ascii="Arial" w:cs="Arial" w:eastAsia="Arial" w:hAnsi="Arial"/>
+          <w:i/>
+          <w:iCs/>
+          <w:color w:val="6B7280"/>
+          <w:sz w:val="20"/>
+          <w:szCs w:val="20"/>
+        </w:rPr>
+        <w:t xml:space="preserve">[NOME COMPLETO]</w:t>
+      </w:r>
+    </w:p>
+    <w:p>
+      <w:pPr>
+        <w:spacing w:after="100" w:before="100"/>
+        <w:ind w:left="400"/>
+      </w:pPr>
+      <w:r>
+        <w:rPr>
+          <w:rFonts w:ascii="Arial" w:cs="Arial" w:eastAsia="Arial" w:hAnsi="Arial"/>
+          <w:b/>
+          <w:bCs/>
+          <w:color w:val="2D6A4F"/>
+          <w:sz w:val="20"/>
+          <w:szCs w:val="20"/>
+        </w:rPr>
+        <w:t xml:space="preserve">DATA DA AVALIAÇÃO ANTERIOR: </w:t>
+      </w:r>
+      <w:r>
+        <w:rPr>
+          <w:rFonts w:ascii="Arial" w:cs="Arial" w:eastAsia="Arial" w:hAnsi="Arial"/>
+          <w:i/>
+          <w:iCs/>
+          <w:color w:val="6B7280"/>
+          <w:sz w:val="20"/>
+          <w:szCs w:val="20"/>
+        </w:rPr>
+        <w:t xml:space="preserve">[DD/MM/AAAA]</w:t>
+      </w:r>
+    </w:p>
+    <w:p>
+      <w:pPr>
+        <w:spacing w:after="100" w:before="100"/>
+        <w:ind w:left="400"/>
+      </w:pPr>
+      <w:r>
+        <w:rPr>
+          <w:rFonts w:ascii="Arial" w:cs="Arial" w:eastAsia="Arial" w:hAnsi="Arial"/>
+          <w:b/>
+          <w:bCs/>
+          <w:color w:val="2D6A4F"/>
+          <w:sz w:val="20"/>
+          <w:szCs w:val="20"/>
+        </w:rPr>
+        <w:t xml:space="preserve">DATA DA AVALIAÇÃO ATUAL: </w:t>
+      </w:r>
+      <w:r>
+        <w:rPr>
+          <w:rFonts w:ascii="Arial" w:cs="Arial" w:eastAsia="Arial" w:hAnsi="Arial"/>
+          <w:i/>
+          <w:iCs/>
+          <w:color w:val="6B7280"/>
+          <w:sz w:val="20"/>
+          <w:szCs w:val="20"/>
+        </w:rPr>
+        <w:t xml:space="preserve">[DIA] de [MÊS] de [ANO]</w:t>
+      </w:r>
+    </w:p>
+    <w:p>
+      <w:pPr>
+        <w:spacing w:after="100" w:before="100"/>
+        <w:ind w:left="400"/>
+      </w:pPr>
+      <w:r>
+        <w:rPr>
+          <w:rFonts w:ascii="Arial" w:cs="Arial" w:eastAsia="Arial" w:hAnsi="Arial"/>
+          <w:b/>
+          <w:bCs/>
+          <w:color w:val="2D6A4F"/>
+          <w:sz w:val="20"/>
+          <w:szCs w:val="20"/>
+        </w:rPr>
+        <w:t xml:space="preserve">AVALIADOR: </w:t>
+      </w:r>
+      <w:r>
+        <w:rPr>
+          <w:rFonts w:ascii="Arial" w:cs="Arial" w:eastAsia="Arial" w:hAnsi="Arial"/>
+          <w:i/>
+          <w:iCs/>
+          <w:color w:val="6B7280"/>
+          <w:sz w:val="20"/>
+          <w:szCs w:val="20"/>
+        </w:rPr>
+        <w:t xml:space="preserve">[NOME DO NUTRICIONISTA]</w:t>
+      </w:r>
+    </w:p>
+    <w:p>
+      <w:pPr>
+        <w:spacing w:after="100" w:before="100"/>
+      </w:pPr>
+      <w:r>
+        <w:rPr>
+          <w:rFonts w:ascii="Arial" w:cs="Arial" w:eastAsia="Arial" w:hAnsi="Arial"/>
+          <w:color w:val="111827"/>
+          <w:sz w:val="20"/>
+          <w:szCs w:val="20"/>
+        </w:rPr>
+        <w:t xml:space="preserve">---</w:t>
+      </w:r>
+    </w:p>
+    <w:p>
+      <w:pPr>
+        <w:spacing w:after="100" w:before="100"/>
+      </w:pPr>
+      <w:r>
+        <w:rPr>
+          <w:rFonts w:ascii="Arial" w:cs="Arial" w:eastAsia="Arial" w:hAnsi="Arial"/>
+          <w:color w:val="111827"/>
+          <w:sz w:val="20"/>
+          <w:szCs w:val="20"/>
+        </w:rPr>
+        <w:t xml:space="preserve">&gt; [!CAUTION]</w:t>
+      </w:r>
+    </w:p>
+    <w:p>
+      <w:pPr>
+        <w:spacing w:after="100" w:before="100"/>
+      </w:pPr>
+      <w:r>
+        <w:rPr>
+          <w:rFonts w:ascii="Arial" w:cs="Arial" w:eastAsia="Arial" w:hAnsi="Arial"/>
+          <w:color w:val="111827"/>
+          <w:sz w:val="20"/>
+          <w:szCs w:val="20"/>
+        </w:rPr>
+        <w:t xml:space="preserve">&gt; **Aviso Importante:** Este documento não substitui a orientação de um nutricionista ou médico. Consulte sempre um profissional antes de iniciar qualquer plano alimentar.</w:t>
+      </w:r>
+    </w:p>
+    <w:p>
+      <w:pPr>
+        <w:spacing w:after="100" w:before="100"/>
+      </w:pPr>
+      <w:r>
+        <w:rPr>
+          <w:rFonts w:ascii="Arial" w:cs="Arial" w:eastAsia="Arial" w:hAnsi="Arial"/>
+          <w:color w:val="111827"/>
+          <w:sz w:val="20"/>
+          <w:szCs w:val="20"/>
+        </w:rPr>
+        <w:t xml:space="preserve">---</w:t>
+      </w:r>
+    </w:p>
+    <w:p>
+      <w:pPr>
+        <w:pBdr>
+          <w:bottom w:val="single" w:color="40916C" w:sz="1"/>
+        </w:pBdr>
+        <w:spacing w:after="150" w:before="300"/>
+      </w:pPr>
+      <w:r>
+        <w:rPr>
+          <w:rFonts w:ascii="Arial" w:cs="Arial" w:eastAsia="Arial" w:hAnsi="Arial"/>
+          <w:b/>
+          <w:bCs/>
+          <w:color w:val="2D6A4F"/>
+          <w:sz w:val="24"/>
+          <w:szCs w:val="24"/>
+        </w:rPr>
+        <w:t xml:space="preserve">1. COMPARATIVO DE MEDIDAS (STATUS ATUAL)</w:t>
+      </w:r>
+    </w:p>
+    <w:p>
+      <w:pPr>
+        <w:spacing w:after="100" w:before="100"/>
+      </w:pPr>
+      <w:r>
+        <w:rPr>
+          <w:rFonts w:ascii="Arial" w:cs="Arial" w:eastAsia="Arial" w:hAnsi="Arial"/>
+          <w:b/>
+          <w:bCs/>
+          <w:color w:val="1B4332"/>
+          <w:sz w:val="20"/>
+          <w:szCs w:val="20"/>
+        </w:rPr>
+        <w:t xml:space="preserve">Medida  |  Anterior  |  Atual  |  Diferença</w:t>
+      </w:r>
+    </w:p>
+    <w:p>
+      <w:pPr>
+        <w:spacing w:after="100" w:before="100"/>
+      </w:pPr>
+      <w:r>
+        <w:rPr>
+          <w:rFonts w:ascii="Arial" w:cs="Arial" w:eastAsia="Arial" w:hAnsi="Arial"/>
+          <w:b/>
+          <w:bCs/>
+          <w:color w:val="1B4332"/>
+          <w:sz w:val="20"/>
+          <w:szCs w:val="20"/>
+        </w:rPr>
+        <w:t xml:space="preserve">**Peso (kg)**  |  [X]  |  [X]  |  [X]</w:t>
+      </w:r>
+    </w:p>
+    <w:p>
+      <w:pPr>
+        <w:spacing w:after="100" w:before="100"/>
+      </w:pPr>
+      <w:r>
+        <w:rPr>
+          <w:rFonts w:ascii="Arial" w:cs="Arial" w:eastAsia="Arial" w:hAnsi="Arial"/>
+          <w:b/>
+          <w:bCs/>
+          <w:color w:val="1B4332"/>
+          <w:sz w:val="20"/>
+          <w:szCs w:val="20"/>
+        </w:rPr>
+        <w:t xml:space="preserve">**Gordura Corporal (%)**  |  [X]  |  [X]  |  [X]</w:t>
+      </w:r>
+    </w:p>
+    <w:p>
+      <w:pPr>
+        <w:spacing w:after="100" w:before="100"/>
+      </w:pPr>
+      <w:r>
+        <w:rPr>
+          <w:rFonts w:ascii="Arial" w:cs="Arial" w:eastAsia="Arial" w:hAnsi="Arial"/>
+          <w:b/>
+          <w:bCs/>
+          <w:color w:val="1B4332"/>
+          <w:sz w:val="20"/>
+          <w:szCs w:val="20"/>
+        </w:rPr>
+        <w:t xml:space="preserve">**Massa Magra (kg)**  |  [X]  |  [X]  |  [X]</w:t>
+      </w:r>
+    </w:p>
+    <w:p>
+      <w:pPr>
+        <w:spacing w:after="100" w:before="100"/>
+      </w:pPr>
+      <w:r>
+        <w:rPr>
+          <w:rFonts w:ascii="Arial" w:cs="Arial" w:eastAsia="Arial" w:hAnsi="Arial"/>
+          <w:b/>
+          <w:bCs/>
+          <w:color w:val="1B4332"/>
+          <w:sz w:val="20"/>
+          <w:szCs w:val="20"/>
+        </w:rPr>
+        <w:t xml:space="preserve">**Circ. Abdominal (cm)**  |  [X]  |  [X]  |  [X]</w:t>
+      </w:r>
+    </w:p>
+    <w:p>
+      <w:pPr>
+        <w:pBdr>
+          <w:bottom w:val="single" w:color="40916C" w:sz="1"/>
+        </w:pBdr>
+        <w:spacing w:after="150" w:before="300"/>
+      </w:pPr>
+      <w:r>
+        <w:rPr>
+          <w:rFonts w:ascii="Arial" w:cs="Arial" w:eastAsia="Arial" w:hAnsi="Arial"/>
+          <w:b/>
+          <w:bCs/>
+          <w:color w:val="2D6A4F"/>
+          <w:sz w:val="24"/>
+          <w:szCs w:val="24"/>
+        </w:rPr>
+        <w:t xml:space="preserve">2. ANÁLISE DE ADESÃO AO PLANO</w:t>
+      </w:r>
+    </w:p>
+    <w:p>
+      <w:pPr>
+        <w:spacing w:after="50" w:before="50"/>
+        <w:ind w:left="400" w:hanging="200"/>
+      </w:pPr>
+      <w:r>
+        <w:rPr>
+          <w:rFonts w:ascii="Arial" w:cs="Arial" w:eastAsia="Arial" w:hAnsi="Arial"/>
+          <w:b/>
+          <w:bCs/>
+          <w:color w:val="40916C"/>
+          <w:sz w:val="20"/>
+          <w:szCs w:val="20"/>
+        </w:rPr>
+        <w:t xml:space="preserve">● </w:t>
+      </w:r>
+      <w:r>
+        <w:rPr>
+          <w:rFonts w:ascii="Arial" w:cs="Arial" w:eastAsia="Arial" w:hAnsi="Arial"/>
+          <w:color w:val="111827"/>
+          <w:sz w:val="20"/>
+          <w:szCs w:val="20"/>
+        </w:rPr>
+        <w:t xml:space="preserve">**Cumprimento do Cardápio:** [X] 0-50% [ ] 50-80% [ ] 80-100%.</w:t>
+      </w:r>
+    </w:p>
+    <w:p>
+      <w:pPr>
+        <w:spacing w:after="50" w:before="50"/>
+        <w:ind w:left="400" w:hanging="200"/>
+      </w:pPr>
+      <w:r>
+        <w:rPr>
+          <w:rFonts w:ascii="Arial" w:cs="Arial" w:eastAsia="Arial" w:hAnsi="Arial"/>
+          <w:b/>
+          <w:bCs/>
+          <w:color w:val="40916C"/>
+          <w:sz w:val="20"/>
+          <w:szCs w:val="20"/>
+        </w:rPr>
+        <w:t xml:space="preserve">● </w:t>
+      </w:r>
+      <w:r>
+        <w:rPr>
+          <w:rFonts w:ascii="Arial" w:cs="Arial" w:eastAsia="Arial" w:hAnsi="Arial"/>
+          <w:color w:val="111827"/>
+          <w:sz w:val="20"/>
+          <w:szCs w:val="20"/>
+        </w:rPr>
+        <w:t xml:space="preserve">**Nível de Saciedade:** [BAIXO / MÉDIO / ALTO].</w:t>
+      </w:r>
+    </w:p>
+    <w:p>
+      <w:pPr>
+        <w:spacing w:after="50" w:before="50"/>
+        <w:ind w:left="400" w:hanging="200"/>
+      </w:pPr>
+      <w:r>
+        <w:rPr>
+          <w:rFonts w:ascii="Arial" w:cs="Arial" w:eastAsia="Arial" w:hAnsi="Arial"/>
+          <w:b/>
+          <w:bCs/>
+          <w:color w:val="40916C"/>
+          <w:sz w:val="20"/>
+          <w:szCs w:val="20"/>
+        </w:rPr>
+        <w:t xml:space="preserve">● </w:t>
+      </w:r>
+      <w:r>
+        <w:rPr>
+          <w:rFonts w:ascii="Arial" w:cs="Arial" w:eastAsia="Arial" w:hAnsi="Arial"/>
+          <w:color w:val="111827"/>
+          <w:sz w:val="20"/>
+          <w:szCs w:val="20"/>
+        </w:rPr>
+        <w:t xml:space="preserve">**Nível de Energia / Disposição:** [BAIXO / MÉDIO / ALTO].</w:t>
+      </w:r>
+    </w:p>
+    <w:p>
+      <w:pPr>
+        <w:spacing w:after="50" w:before="50"/>
+        <w:ind w:left="400" w:hanging="200"/>
+      </w:pPr>
+      <w:r>
+        <w:rPr>
+          <w:rFonts w:ascii="Arial" w:cs="Arial" w:eastAsia="Arial" w:hAnsi="Arial"/>
+          <w:b/>
+          <w:bCs/>
+          <w:color w:val="40916C"/>
+          <w:sz w:val="20"/>
+          <w:szCs w:val="20"/>
+        </w:rPr>
+        <w:t xml:space="preserve">● </w:t>
+      </w:r>
+      <w:r>
+        <w:rPr>
+          <w:rFonts w:ascii="Arial" w:cs="Arial" w:eastAsia="Arial" w:hAnsi="Arial"/>
+          <w:color w:val="111827"/>
+          <w:sz w:val="20"/>
+          <w:szCs w:val="20"/>
+        </w:rPr>
+        <w:t xml:space="preserve">**Prática de Atividade Física:** [X] Vezes por semana.</w:t>
+      </w:r>
+    </w:p>
+    <w:p>
+      <w:pPr>
+        <w:pBdr>
+          <w:bottom w:val="single" w:color="40916C" w:sz="1"/>
+        </w:pBdr>
+        <w:spacing w:after="150" w:before="300"/>
+      </w:pPr>
+      <w:r>
+        <w:rPr>
+          <w:rFonts w:ascii="Arial" w:cs="Arial" w:eastAsia="Arial" w:hAnsi="Arial"/>
+          <w:b/>
+          <w:bCs/>
+          <w:color w:val="2D6A4F"/>
+          <w:sz w:val="24"/>
+          <w:szCs w:val="24"/>
+        </w:rPr>
+        <w:t xml:space="preserve">3. PRINCIPAIS CONQUISTAS DO PERÍODO</w:t>
+      </w:r>
+    </w:p>
+    <w:p>
+      <w:pPr>
+        <w:spacing w:after="100" w:before="100"/>
+      </w:pPr>
+      <w:r>
+        <w:rPr>
+          <w:rFonts w:ascii="Arial" w:cs="Arial" w:eastAsia="Arial" w:hAnsi="Arial"/>
+          <w:color w:val="111827"/>
+          <w:sz w:val="20"/>
+          <w:szCs w:val="20"/>
+        </w:rPr>
+        <w:t xml:space="preserve">1. [EX: REDUÇÃO DE MEDIDAS NA CINTURA].</w:t>
+      </w:r>
+    </w:p>
+    <w:p>
+      <w:pPr>
+        <w:spacing w:after="100" w:before="100"/>
+      </w:pPr>
+      <w:r>
+        <w:rPr>
+          <w:rFonts w:ascii="Arial" w:cs="Arial" w:eastAsia="Arial" w:hAnsi="Arial"/>
+          <w:color w:val="111827"/>
+          <w:sz w:val="20"/>
+          <w:szCs w:val="20"/>
+        </w:rPr>
+        <w:t xml:space="preserve">2. [EX: MELHORIA NO SONO E DISPOSIÇÃO].</w:t>
+      </w:r>
+    </w:p>
+    <w:p>
+      <w:pPr>
+        <w:spacing w:after="100" w:before="100"/>
+      </w:pPr>
+      <w:r>
+        <w:rPr>
+          <w:rFonts w:ascii="Arial" w:cs="Arial" w:eastAsia="Arial" w:hAnsi="Arial"/>
+          <w:color w:val="111827"/>
+          <w:sz w:val="20"/>
+          <w:szCs w:val="20"/>
+        </w:rPr>
+        <w:t xml:space="preserve">3. [EX: APRENDIZADO DE NOVAS RECEITAS].</w:t>
+      </w:r>
+    </w:p>
+    <w:p>
+      <w:pPr>
+        <w:pBdr>
+          <w:bottom w:val="single" w:color="40916C" w:sz="1"/>
+        </w:pBdr>
+        <w:spacing w:after="150" w:before="300"/>
+      </w:pPr>
+      <w:r>
+        <w:rPr>
+          <w:rFonts w:ascii="Arial" w:cs="Arial" w:eastAsia="Arial" w:hAnsi="Arial"/>
+          <w:b/>
+          <w:bCs/>
+          <w:color w:val="2D6A4F"/>
+          <w:sz w:val="24"/>
+          <w:szCs w:val="24"/>
+        </w:rPr>
+        <w:t xml:space="preserve">4. PONTOS DE MELHORIA E AJUSTES</w:t>
+      </w:r>
+    </w:p>
+    <w:p>
+      <w:pPr>
+        <w:spacing w:after="50" w:before="50"/>
+        <w:ind w:left="400" w:hanging="200"/>
+      </w:pPr>
+      <w:r>
+        <w:rPr>
+          <w:rFonts w:ascii="Arial" w:cs="Arial" w:eastAsia="Arial" w:hAnsi="Arial"/>
+          <w:b/>
+          <w:bCs/>
+          <w:color w:val="40916C"/>
+          <w:sz w:val="20"/>
+          <w:szCs w:val="20"/>
+        </w:rPr>
+        <w:t xml:space="preserve">● </w:t>
+      </w:r>
+      <w:r>
+        <w:rPr>
+          <w:rFonts w:ascii="Arial" w:cs="Arial" w:eastAsia="Arial" w:hAnsi="Arial"/>
+          <w:color w:val="111827"/>
+          <w:sz w:val="20"/>
+          <w:szCs w:val="20"/>
+        </w:rPr>
+        <w:t xml:space="preserve">[PONTO 1: O QUE MUDA].</w:t>
+      </w:r>
+    </w:p>
+    <w:p>
+      <w:pPr>
+        <w:spacing w:after="50" w:before="50"/>
+        <w:ind w:left="400" w:hanging="200"/>
+      </w:pPr>
+      <w:r>
+        <w:rPr>
+          <w:rFonts w:ascii="Arial" w:cs="Arial" w:eastAsia="Arial" w:hAnsi="Arial"/>
+          <w:b/>
+          <w:bCs/>
+          <w:color w:val="40916C"/>
+          <w:sz w:val="20"/>
+          <w:szCs w:val="20"/>
+        </w:rPr>
+        <w:t xml:space="preserve">● </w:t>
+      </w:r>
+      <w:r>
+        <w:rPr>
+          <w:rFonts w:ascii="Arial" w:cs="Arial" w:eastAsia="Arial" w:hAnsi="Arial"/>
+          <w:color w:val="111827"/>
+          <w:sz w:val="20"/>
+          <w:szCs w:val="20"/>
+        </w:rPr>
+        <w:t xml:space="preserve">[PONTO 2: O QUE MUDA].</w:t>
+      </w:r>
+    </w:p>
+    <w:p>
+      <w:pPr>
+        <w:spacing w:after="50" w:before="50"/>
+        <w:ind w:left="400" w:hanging="200"/>
+      </w:pPr>
+      <w:r>
+        <w:rPr>
+          <w:rFonts w:ascii="Arial" w:cs="Arial" w:eastAsia="Arial" w:hAnsi="Arial"/>
+          <w:b/>
+          <w:bCs/>
+          <w:color w:val="40916C"/>
+          <w:sz w:val="20"/>
+          <w:szCs w:val="20"/>
+        </w:rPr>
+        <w:t xml:space="preserve">● </w:t>
+      </w:r>
+      <w:r>
+        <w:rPr>
+          <w:rFonts w:ascii="Arial" w:cs="Arial" w:eastAsia="Arial" w:hAnsi="Arial"/>
+          <w:color w:val="111827"/>
+          <w:sz w:val="20"/>
+          <w:szCs w:val="20"/>
+        </w:rPr>
+        <w:t xml:space="preserve">[PONTO 3: O QUE MUDA].</w:t>
+      </w:r>
+    </w:p>
+    <w:p>
+      <w:pPr>
+        <w:pBdr>
+          <w:bottom w:val="single" w:color="40916C" w:sz="1"/>
+        </w:pBdr>
+        <w:spacing w:after="150" w:before="300"/>
+      </w:pPr>
+      <w:r>
+        <w:rPr>
+          <w:rFonts w:ascii="Arial" w:cs="Arial" w:eastAsia="Arial" w:hAnsi="Arial"/>
+          <w:b/>
+          <w:bCs/>
+          <w:color w:val="2D6A4F"/>
+          <w:sz w:val="24"/>
+          <w:szCs w:val="24"/>
+        </w:rPr>
+        <w:t xml:space="preserve">5. PRÓXIMAS METAS (PRÓXIMA CONSULTA)</w:t>
+      </w:r>
+    </w:p>
+    <w:p>
+      <w:pPr>
+        <w:spacing w:after="100" w:before="100"/>
+      </w:pPr>
+      <w:r>
+        <w:rPr>
+          <w:rFonts w:ascii="Arial" w:cs="Arial" w:eastAsia="Arial" w:hAnsi="Arial"/>
+          <w:color w:val="111827"/>
+          <w:sz w:val="20"/>
+          <w:szCs w:val="20"/>
+        </w:rPr>
+        <w:t xml:space="preserve">A próxima consulta está agendada para o dia **[DATA] às [HORA]**.</w:t>
+      </w:r>
+    </w:p>
+    <w:p>
+      <w:pPr>
+        <w:spacing w:after="100" w:before="100"/>
+      </w:pPr>
+      <w:r>
+        <w:rPr>
+          <w:rFonts w:ascii="Arial" w:cs="Arial" w:eastAsia="Arial" w:hAnsi="Arial"/>
+          <w:color w:val="111827"/>
+          <w:sz w:val="20"/>
+          <w:szCs w:val="20"/>
+        </w:rPr>
+        <w:t xml:space="preserve">---</w:t>
+      </w:r>
+    </w:p>
+    <w:p>
+      <w:pPr>
+        <w:spacing w:after="100" w:before="100"/>
+        <w:ind w:left="400"/>
+      </w:pPr>
+      <w:r>
+        <w:rPr>
+          <w:rFonts w:ascii="Arial" w:cs="Arial" w:eastAsia="Arial" w:hAnsi="Arial"/>
+          <w:b/>
+          <w:bCs/>
+          <w:color w:val="2D6A4F"/>
+          <w:sz w:val="20"/>
+          <w:szCs w:val="20"/>
+        </w:rPr>
+        <w:t xml:space="preserve">Assinado em: </w:t>
+      </w:r>
+      <w:r>
+        <w:rPr>
+          <w:rFonts w:ascii="Arial" w:cs="Arial" w:eastAsia="Arial" w:hAnsi="Arial"/>
+          <w:i/>
+          <w:iCs/>
+          <w:color w:val="6B7280"/>
+          <w:sz w:val="20"/>
+          <w:szCs w:val="20"/>
+        </w:rPr>
+        <w:t xml:space="preserve">[CIDADE], [DIA] de [MÊS] de [ANO]</w:t>
+      </w:r>
+    </w:p>
+    <w:p>
+      <w:pPr>
+        <w:spacing w:before="600"/>
+      </w:pPr>
+      <w:r>
+        <w:rPr>
+          <w:sz w:val="20"/>
+          <w:szCs w:val="20"/>
+        </w:rPr>
+        <w:t xml:space="preserve"/>
+      </w:r>
+    </w:p>
+    <w:p>
+      <w:pPr>
+        <w:jc w:val="center"/>
+      </w:pPr>
+      <w:r>
+        <w:rPr>
+          <w:sz w:val="20"/>
+          <w:szCs w:val="20"/>
+        </w:rPr>
+        <w:t xml:space="preserve">________________________________________</w:t>
+      </w:r>
+    </w:p>
+    <w:p>
+      <w:pPr>
+        <w:jc w:val="center"/>
+      </w:pPr>
+      <w:r>
+        <w:rPr>
+          <w:i/>
+          <w:iCs/>
+          <w:sz w:val="20"/>
+          <w:szCs w:val="20"/>
+        </w:rPr>
+        <w:t xml:space="preserve">[Assinatura]</w:t>
+      </w:r>
+    </w:p>
+    <w:p>
+      <w:pPr>
+        <w:spacing w:after="100" w:before="100"/>
+      </w:pPr>
+      <w:r>
+        <w:rPr>
+          <w:rFonts w:ascii="Arial" w:cs="Arial" w:eastAsia="Arial" w:hAnsi="Arial"/>
+          <w:color w:val="111827"/>
+          <w:sz w:val="20"/>
+          <w:szCs w:val="20"/>
+        </w:rPr>
+        <w:t xml:space="preserve">**[NOME DO NUTRICIONISTA / PROFISSIONAL]**</w:t>
+      </w:r>
+    </w:p>
+    <w:p>
+      <w:pPr>
+        <w:spacing w:after="100" w:before="100"/>
+      </w:pPr>
+      <w:r>
+        <w:rPr>
+          <w:rFonts w:ascii="Arial" w:cs="Arial" w:eastAsia="Arial" w:hAnsi="Arial"/>
+          <w:color w:val="111827"/>
+          <w:sz w:val="20"/>
+          <w:szCs w:val="20"/>
+        </w:rPr>
+        <w:t xml:space="preserve">CRN: [NÚMERO]</w:t>
       </w:r>
     </w:p>
     <w:sectPr>

--- a/templates/04_nutricao/05_relatorio_acompanhamento.docx
+++ b/templates/04_nutricao/05_relatorio_acompanhamento.docx
@@ -206,86 +206,579 @@
         <w:t xml:space="preserve">1. COMPARATIVO DE MEDIDAS (STATUS ATUAL)</w:t>
       </w:r>
     </w:p>
-    <w:p>
-      <w:pPr>
-        <w:spacing w:after="100" w:before="100"/>
-      </w:pPr>
-      <w:r>
-        <w:rPr>
-          <w:rFonts w:ascii="Arial" w:cs="Arial" w:eastAsia="Arial" w:hAnsi="Arial"/>
-          <w:b/>
-          <w:bCs/>
-          <w:color w:val="1B4332"/>
-          <w:sz w:val="20"/>
-          <w:szCs w:val="20"/>
-        </w:rPr>
-        <w:t xml:space="preserve">Medida  |  Anterior  |  Atual  |  Diferença</w:t>
-      </w:r>
-    </w:p>
-    <w:p>
-      <w:pPr>
-        <w:spacing w:after="100" w:before="100"/>
-      </w:pPr>
-      <w:r>
-        <w:rPr>
-          <w:rFonts w:ascii="Arial" w:cs="Arial" w:eastAsia="Arial" w:hAnsi="Arial"/>
-          <w:b/>
-          <w:bCs/>
-          <w:color w:val="1B4332"/>
-          <w:sz w:val="20"/>
-          <w:szCs w:val="20"/>
-        </w:rPr>
-        <w:t xml:space="preserve">**Peso (kg)**  |  [X]  |  [X]  |  [X]</w:t>
-      </w:r>
-    </w:p>
-    <w:p>
-      <w:pPr>
-        <w:spacing w:after="100" w:before="100"/>
-      </w:pPr>
-      <w:r>
-        <w:rPr>
-          <w:rFonts w:ascii="Arial" w:cs="Arial" w:eastAsia="Arial" w:hAnsi="Arial"/>
-          <w:b/>
-          <w:bCs/>
-          <w:color w:val="1B4332"/>
-          <w:sz w:val="20"/>
-          <w:szCs w:val="20"/>
-        </w:rPr>
-        <w:t xml:space="preserve">**Gordura Corporal (%)**  |  [X]  |  [X]  |  [X]</w:t>
-      </w:r>
-    </w:p>
-    <w:p>
-      <w:pPr>
-        <w:spacing w:after="100" w:before="100"/>
-      </w:pPr>
-      <w:r>
-        <w:rPr>
-          <w:rFonts w:ascii="Arial" w:cs="Arial" w:eastAsia="Arial" w:hAnsi="Arial"/>
-          <w:b/>
-          <w:bCs/>
-          <w:color w:val="1B4332"/>
-          <w:sz w:val="20"/>
-          <w:szCs w:val="20"/>
-        </w:rPr>
-        <w:t xml:space="preserve">**Massa Magra (kg)**  |  [X]  |  [X]  |  [X]</w:t>
-      </w:r>
-    </w:p>
-    <w:p>
-      <w:pPr>
-        <w:spacing w:after="100" w:before="100"/>
-      </w:pPr>
-      <w:r>
-        <w:rPr>
-          <w:rFonts w:ascii="Arial" w:cs="Arial" w:eastAsia="Arial" w:hAnsi="Arial"/>
-          <w:b/>
-          <w:bCs/>
-          <w:color w:val="1B4332"/>
-          <w:sz w:val="20"/>
-          <w:szCs w:val="20"/>
-        </w:rPr>
-        <w:t xml:space="preserve">**Circ. Abdominal (cm)**  |  [X]  |  [X]  |  [X]</w:t>
-      </w:r>
-    </w:p>
+    <w:tbl>
+      <w:tblPr>
+        <w:tblW w:type="pct" w:w="100%"/>
+        <w:tblBorders>
+          <w:top w:val="single" w:color="auto" w:sz="4"/>
+          <w:left w:val="single" w:color="auto" w:sz="4"/>
+          <w:bottom w:val="single" w:color="auto" w:sz="4"/>
+          <w:right w:val="single" w:color="auto" w:sz="4"/>
+          <w:insideH w:val="single" w:color="auto" w:sz="4"/>
+          <w:insideV w:val="single" w:color="auto" w:sz="4"/>
+        </w:tblBorders>
+      </w:tblPr>
+      <w:tblGrid>
+        <w:gridCol w:w="100"/>
+        <w:gridCol w:w="100"/>
+        <w:gridCol w:w="100"/>
+        <w:gridCol w:w="100"/>
+      </w:tblGrid>
+      <w:tr>
+        <w:tc>
+          <w:tcPr>
+            <w:shd w:fill="1B4332" w:val="clear"/>
+            <w:tcMar>
+              <w:top w:type="dxa" w:w="100"/>
+              <w:left w:type="dxa" w:w="100"/>
+              <w:bottom w:type="dxa" w:w="100"/>
+              <w:right w:type="dxa" w:w="100"/>
+            </w:tcMar>
+            <w:vAlign w:val="center"/>
+          </w:tcPr>
+          <w:p>
+            <w:pPr>
+              <w:jc w:val="center"/>
+            </w:pPr>
+            <w:r>
+              <w:rPr>
+                <w:rFonts w:ascii="Arial" w:cs="Arial" w:eastAsia="Arial" w:hAnsi="Arial"/>
+                <w:b/>
+                <w:bCs/>
+                <w:color w:val="FFFFFF"/>
+                <w:sz w:val="18"/>
+                <w:szCs w:val="18"/>
+              </w:rPr>
+              <w:t xml:space="preserve">Medida</w:t>
+            </w:r>
+          </w:p>
+        </w:tc>
+        <w:tc>
+          <w:tcPr>
+            <w:shd w:fill="1B4332" w:val="clear"/>
+            <w:tcMar>
+              <w:top w:type="dxa" w:w="100"/>
+              <w:left w:type="dxa" w:w="100"/>
+              <w:bottom w:type="dxa" w:w="100"/>
+              <w:right w:type="dxa" w:w="100"/>
+            </w:tcMar>
+            <w:vAlign w:val="center"/>
+          </w:tcPr>
+          <w:p>
+            <w:pPr>
+              <w:jc w:val="center"/>
+            </w:pPr>
+            <w:r>
+              <w:rPr>
+                <w:rFonts w:ascii="Arial" w:cs="Arial" w:eastAsia="Arial" w:hAnsi="Arial"/>
+                <w:b/>
+                <w:bCs/>
+                <w:color w:val="FFFFFF"/>
+                <w:sz w:val="18"/>
+                <w:szCs w:val="18"/>
+              </w:rPr>
+              <w:t xml:space="preserve">Anterior</w:t>
+            </w:r>
+          </w:p>
+        </w:tc>
+        <w:tc>
+          <w:tcPr>
+            <w:shd w:fill="1B4332" w:val="clear"/>
+            <w:tcMar>
+              <w:top w:type="dxa" w:w="100"/>
+              <w:left w:type="dxa" w:w="100"/>
+              <w:bottom w:type="dxa" w:w="100"/>
+              <w:right w:type="dxa" w:w="100"/>
+            </w:tcMar>
+            <w:vAlign w:val="center"/>
+          </w:tcPr>
+          <w:p>
+            <w:pPr>
+              <w:jc w:val="center"/>
+            </w:pPr>
+            <w:r>
+              <w:rPr>
+                <w:rFonts w:ascii="Arial" w:cs="Arial" w:eastAsia="Arial" w:hAnsi="Arial"/>
+                <w:b/>
+                <w:bCs/>
+                <w:color w:val="FFFFFF"/>
+                <w:sz w:val="18"/>
+                <w:szCs w:val="18"/>
+              </w:rPr>
+              <w:t xml:space="preserve">Atual</w:t>
+            </w:r>
+          </w:p>
+        </w:tc>
+        <w:tc>
+          <w:tcPr>
+            <w:shd w:fill="1B4332" w:val="clear"/>
+            <w:tcMar>
+              <w:top w:type="dxa" w:w="100"/>
+              <w:left w:type="dxa" w:w="100"/>
+              <w:bottom w:type="dxa" w:w="100"/>
+              <w:right w:type="dxa" w:w="100"/>
+            </w:tcMar>
+            <w:vAlign w:val="center"/>
+          </w:tcPr>
+          <w:p>
+            <w:pPr>
+              <w:jc w:val="center"/>
+            </w:pPr>
+            <w:r>
+              <w:rPr>
+                <w:rFonts w:ascii="Arial" w:cs="Arial" w:eastAsia="Arial" w:hAnsi="Arial"/>
+                <w:b/>
+                <w:bCs/>
+                <w:color w:val="FFFFFF"/>
+                <w:sz w:val="18"/>
+                <w:szCs w:val="18"/>
+              </w:rPr>
+              <w:t xml:space="preserve">Diferença</w:t>
+            </w:r>
+          </w:p>
+        </w:tc>
+      </w:tr>
+      <w:tr>
+        <w:tc>
+          <w:tcPr>
+            <w:tcMar>
+              <w:top w:type="dxa" w:w="100"/>
+              <w:left w:type="dxa" w:w="100"/>
+              <w:bottom w:type="dxa" w:w="100"/>
+              <w:right w:type="dxa" w:w="100"/>
+            </w:tcMar>
+            <w:vAlign w:val="center"/>
+          </w:tcPr>
+          <w:p>
+            <w:pPr>
+              <w:jc w:val="center"/>
+            </w:pPr>
+            <w:r>
+              <w:rPr>
+                <w:rFonts w:ascii="Arial" w:cs="Arial" w:eastAsia="Arial" w:hAnsi="Arial"/>
+                <w:b w:val="false"/>
+                <w:bCs w:val="false"/>
+                <w:color w:val="111827"/>
+                <w:sz w:val="18"/>
+                <w:szCs w:val="18"/>
+              </w:rPr>
+              <w:t xml:space="preserve">**Peso (kg)**</w:t>
+            </w:r>
+          </w:p>
+        </w:tc>
+        <w:tc>
+          <w:tcPr>
+            <w:tcMar>
+              <w:top w:type="dxa" w:w="100"/>
+              <w:left w:type="dxa" w:w="100"/>
+              <w:bottom w:type="dxa" w:w="100"/>
+              <w:right w:type="dxa" w:w="100"/>
+            </w:tcMar>
+            <w:vAlign w:val="center"/>
+          </w:tcPr>
+          <w:p>
+            <w:pPr>
+              <w:jc w:val="center"/>
+            </w:pPr>
+            <w:r>
+              <w:rPr>
+                <w:rFonts w:ascii="Arial" w:cs="Arial" w:eastAsia="Arial" w:hAnsi="Arial"/>
+                <w:b w:val="false"/>
+                <w:bCs w:val="false"/>
+                <w:color w:val="111827"/>
+                <w:sz w:val="18"/>
+                <w:szCs w:val="18"/>
+              </w:rPr>
+              <w:t xml:space="preserve">[X]</w:t>
+            </w:r>
+          </w:p>
+        </w:tc>
+        <w:tc>
+          <w:tcPr>
+            <w:tcMar>
+              <w:top w:type="dxa" w:w="100"/>
+              <w:left w:type="dxa" w:w="100"/>
+              <w:bottom w:type="dxa" w:w="100"/>
+              <w:right w:type="dxa" w:w="100"/>
+            </w:tcMar>
+            <w:vAlign w:val="center"/>
+          </w:tcPr>
+          <w:p>
+            <w:pPr>
+              <w:jc w:val="center"/>
+            </w:pPr>
+            <w:r>
+              <w:rPr>
+                <w:rFonts w:ascii="Arial" w:cs="Arial" w:eastAsia="Arial" w:hAnsi="Arial"/>
+                <w:b w:val="false"/>
+                <w:bCs w:val="false"/>
+                <w:color w:val="111827"/>
+                <w:sz w:val="18"/>
+                <w:szCs w:val="18"/>
+              </w:rPr>
+              <w:t xml:space="preserve">[X]</w:t>
+            </w:r>
+          </w:p>
+        </w:tc>
+        <w:tc>
+          <w:tcPr>
+            <w:tcMar>
+              <w:top w:type="dxa" w:w="100"/>
+              <w:left w:type="dxa" w:w="100"/>
+              <w:bottom w:type="dxa" w:w="100"/>
+              <w:right w:type="dxa" w:w="100"/>
+            </w:tcMar>
+            <w:vAlign w:val="center"/>
+          </w:tcPr>
+          <w:p>
+            <w:pPr>
+              <w:jc w:val="center"/>
+            </w:pPr>
+            <w:r>
+              <w:rPr>
+                <w:rFonts w:ascii="Arial" w:cs="Arial" w:eastAsia="Arial" w:hAnsi="Arial"/>
+                <w:b w:val="false"/>
+                <w:bCs w:val="false"/>
+                <w:color w:val="111827"/>
+                <w:sz w:val="18"/>
+                <w:szCs w:val="18"/>
+              </w:rPr>
+              <w:t xml:space="preserve">[X]</w:t>
+            </w:r>
+          </w:p>
+        </w:tc>
+      </w:tr>
+      <w:tr>
+        <w:tc>
+          <w:tcPr>
+            <w:tcMar>
+              <w:top w:type="dxa" w:w="100"/>
+              <w:left w:type="dxa" w:w="100"/>
+              <w:bottom w:type="dxa" w:w="100"/>
+              <w:right w:type="dxa" w:w="100"/>
+            </w:tcMar>
+            <w:vAlign w:val="center"/>
+          </w:tcPr>
+          <w:p>
+            <w:pPr>
+              <w:jc w:val="center"/>
+            </w:pPr>
+            <w:r>
+              <w:rPr>
+                <w:rFonts w:ascii="Arial" w:cs="Arial" w:eastAsia="Arial" w:hAnsi="Arial"/>
+                <w:b w:val="false"/>
+                <w:bCs w:val="false"/>
+                <w:color w:val="111827"/>
+                <w:sz w:val="18"/>
+                <w:szCs w:val="18"/>
+              </w:rPr>
+              <w:t xml:space="preserve">**Gordura Corporal (%)**</w:t>
+            </w:r>
+          </w:p>
+        </w:tc>
+        <w:tc>
+          <w:tcPr>
+            <w:tcMar>
+              <w:top w:type="dxa" w:w="100"/>
+              <w:left w:type="dxa" w:w="100"/>
+              <w:bottom w:type="dxa" w:w="100"/>
+              <w:right w:type="dxa" w:w="100"/>
+            </w:tcMar>
+            <w:vAlign w:val="center"/>
+          </w:tcPr>
+          <w:p>
+            <w:pPr>
+              <w:jc w:val="center"/>
+            </w:pPr>
+            <w:r>
+              <w:rPr>
+                <w:rFonts w:ascii="Arial" w:cs="Arial" w:eastAsia="Arial" w:hAnsi="Arial"/>
+                <w:b w:val="false"/>
+                <w:bCs w:val="false"/>
+                <w:color w:val="111827"/>
+                <w:sz w:val="18"/>
+                <w:szCs w:val="18"/>
+              </w:rPr>
+              <w:t xml:space="preserve">[X]</w:t>
+            </w:r>
+          </w:p>
+        </w:tc>
+        <w:tc>
+          <w:tcPr>
+            <w:tcMar>
+              <w:top w:type="dxa" w:w="100"/>
+              <w:left w:type="dxa" w:w="100"/>
+              <w:bottom w:type="dxa" w:w="100"/>
+              <w:right w:type="dxa" w:w="100"/>
+            </w:tcMar>
+            <w:vAlign w:val="center"/>
+          </w:tcPr>
+          <w:p>
+            <w:pPr>
+              <w:jc w:val="center"/>
+            </w:pPr>
+            <w:r>
+              <w:rPr>
+                <w:rFonts w:ascii="Arial" w:cs="Arial" w:eastAsia="Arial" w:hAnsi="Arial"/>
+                <w:b w:val="false"/>
+                <w:bCs w:val="false"/>
+                <w:color w:val="111827"/>
+                <w:sz w:val="18"/>
+                <w:szCs w:val="18"/>
+              </w:rPr>
+              <w:t xml:space="preserve">[X]</w:t>
+            </w:r>
+          </w:p>
+        </w:tc>
+        <w:tc>
+          <w:tcPr>
+            <w:tcMar>
+              <w:top w:type="dxa" w:w="100"/>
+              <w:left w:type="dxa" w:w="100"/>
+              <w:bottom w:type="dxa" w:w="100"/>
+              <w:right w:type="dxa" w:w="100"/>
+            </w:tcMar>
+            <w:vAlign w:val="center"/>
+          </w:tcPr>
+          <w:p>
+            <w:pPr>
+              <w:jc w:val="center"/>
+            </w:pPr>
+            <w:r>
+              <w:rPr>
+                <w:rFonts w:ascii="Arial" w:cs="Arial" w:eastAsia="Arial" w:hAnsi="Arial"/>
+                <w:b w:val="false"/>
+                <w:bCs w:val="false"/>
+                <w:color w:val="111827"/>
+                <w:sz w:val="18"/>
+                <w:szCs w:val="18"/>
+              </w:rPr>
+              <w:t xml:space="preserve">[X]</w:t>
+            </w:r>
+          </w:p>
+        </w:tc>
+      </w:tr>
+      <w:tr>
+        <w:tc>
+          <w:tcPr>
+            <w:tcMar>
+              <w:top w:type="dxa" w:w="100"/>
+              <w:left w:type="dxa" w:w="100"/>
+              <w:bottom w:type="dxa" w:w="100"/>
+              <w:right w:type="dxa" w:w="100"/>
+            </w:tcMar>
+            <w:vAlign w:val="center"/>
+          </w:tcPr>
+          <w:p>
+            <w:pPr>
+              <w:jc w:val="center"/>
+            </w:pPr>
+            <w:r>
+              <w:rPr>
+                <w:rFonts w:ascii="Arial" w:cs="Arial" w:eastAsia="Arial" w:hAnsi="Arial"/>
+                <w:b w:val="false"/>
+                <w:bCs w:val="false"/>
+                <w:color w:val="111827"/>
+                <w:sz w:val="18"/>
+                <w:szCs w:val="18"/>
+              </w:rPr>
+              <w:t xml:space="preserve">**Massa Magra (kg)**</w:t>
+            </w:r>
+          </w:p>
+        </w:tc>
+        <w:tc>
+          <w:tcPr>
+            <w:tcMar>
+              <w:top w:type="dxa" w:w="100"/>
+              <w:left w:type="dxa" w:w="100"/>
+              <w:bottom w:type="dxa" w:w="100"/>
+              <w:right w:type="dxa" w:w="100"/>
+            </w:tcMar>
+            <w:vAlign w:val="center"/>
+          </w:tcPr>
+          <w:p>
+            <w:pPr>
+              <w:jc w:val="center"/>
+            </w:pPr>
+            <w:r>
+              <w:rPr>
+                <w:rFonts w:ascii="Arial" w:cs="Arial" w:eastAsia="Arial" w:hAnsi="Arial"/>
+                <w:b w:val="false"/>
+                <w:bCs w:val="false"/>
+                <w:color w:val="111827"/>
+                <w:sz w:val="18"/>
+                <w:szCs w:val="18"/>
+              </w:rPr>
+              <w:t xml:space="preserve">[X]</w:t>
+            </w:r>
+          </w:p>
+        </w:tc>
+        <w:tc>
+          <w:tcPr>
+            <w:tcMar>
+              <w:top w:type="dxa" w:w="100"/>
+              <w:left w:type="dxa" w:w="100"/>
+              <w:bottom w:type="dxa" w:w="100"/>
+              <w:right w:type="dxa" w:w="100"/>
+            </w:tcMar>
+            <w:vAlign w:val="center"/>
+          </w:tcPr>
+          <w:p>
+            <w:pPr>
+              <w:jc w:val="center"/>
+            </w:pPr>
+            <w:r>
+              <w:rPr>
+                <w:rFonts w:ascii="Arial" w:cs="Arial" w:eastAsia="Arial" w:hAnsi="Arial"/>
+                <w:b w:val="false"/>
+                <w:bCs w:val="false"/>
+                <w:color w:val="111827"/>
+                <w:sz w:val="18"/>
+                <w:szCs w:val="18"/>
+              </w:rPr>
+              <w:t xml:space="preserve">[X]</w:t>
+            </w:r>
+          </w:p>
+        </w:tc>
+        <w:tc>
+          <w:tcPr>
+            <w:tcMar>
+              <w:top w:type="dxa" w:w="100"/>
+              <w:left w:type="dxa" w:w="100"/>
+              <w:bottom w:type="dxa" w:w="100"/>
+              <w:right w:type="dxa" w:w="100"/>
+            </w:tcMar>
+            <w:vAlign w:val="center"/>
+          </w:tcPr>
+          <w:p>
+            <w:pPr>
+              <w:jc w:val="center"/>
+            </w:pPr>
+            <w:r>
+              <w:rPr>
+                <w:rFonts w:ascii="Arial" w:cs="Arial" w:eastAsia="Arial" w:hAnsi="Arial"/>
+                <w:b w:val="false"/>
+                <w:bCs w:val="false"/>
+                <w:color w:val="111827"/>
+                <w:sz w:val="18"/>
+                <w:szCs w:val="18"/>
+              </w:rPr>
+              <w:t xml:space="preserve">[X]</w:t>
+            </w:r>
+          </w:p>
+        </w:tc>
+      </w:tr>
+      <w:tr>
+        <w:tc>
+          <w:tcPr>
+            <w:tcMar>
+              <w:top w:type="dxa" w:w="100"/>
+              <w:left w:type="dxa" w:w="100"/>
+              <w:bottom w:type="dxa" w:w="100"/>
+              <w:right w:type="dxa" w:w="100"/>
+            </w:tcMar>
+            <w:vAlign w:val="center"/>
+          </w:tcPr>
+          <w:p>
+            <w:pPr>
+              <w:jc w:val="center"/>
+            </w:pPr>
+            <w:r>
+              <w:rPr>
+                <w:rFonts w:ascii="Arial" w:cs="Arial" w:eastAsia="Arial" w:hAnsi="Arial"/>
+                <w:b w:val="false"/>
+                <w:bCs w:val="false"/>
+                <w:color w:val="111827"/>
+                <w:sz w:val="18"/>
+                <w:szCs w:val="18"/>
+              </w:rPr>
+              <w:t xml:space="preserve">**Circ. Abdominal (cm)**</w:t>
+            </w:r>
+          </w:p>
+        </w:tc>
+        <w:tc>
+          <w:tcPr>
+            <w:tcMar>
+              <w:top w:type="dxa" w:w="100"/>
+              <w:left w:type="dxa" w:w="100"/>
+              <w:bottom w:type="dxa" w:w="100"/>
+              <w:right w:type="dxa" w:w="100"/>
+            </w:tcMar>
+            <w:vAlign w:val="center"/>
+          </w:tcPr>
+          <w:p>
+            <w:pPr>
+              <w:jc w:val="center"/>
+            </w:pPr>
+            <w:r>
+              <w:rPr>
+                <w:rFonts w:ascii="Arial" w:cs="Arial" w:eastAsia="Arial" w:hAnsi="Arial"/>
+                <w:b w:val="false"/>
+                <w:bCs w:val="false"/>
+                <w:color w:val="111827"/>
+                <w:sz w:val="18"/>
+                <w:szCs w:val="18"/>
+              </w:rPr>
+              <w:t xml:space="preserve">[X]</w:t>
+            </w:r>
+          </w:p>
+        </w:tc>
+        <w:tc>
+          <w:tcPr>
+            <w:tcMar>
+              <w:top w:type="dxa" w:w="100"/>
+              <w:left w:type="dxa" w:w="100"/>
+              <w:bottom w:type="dxa" w:w="100"/>
+              <w:right w:type="dxa" w:w="100"/>
+            </w:tcMar>
+            <w:vAlign w:val="center"/>
+          </w:tcPr>
+          <w:p>
+            <w:pPr>
+              <w:jc w:val="center"/>
+            </w:pPr>
+            <w:r>
+              <w:rPr>
+                <w:rFonts w:ascii="Arial" w:cs="Arial" w:eastAsia="Arial" w:hAnsi="Arial"/>
+                <w:b w:val="false"/>
+                <w:bCs w:val="false"/>
+                <w:color w:val="111827"/>
+                <w:sz w:val="18"/>
+                <w:szCs w:val="18"/>
+              </w:rPr>
+              <w:t xml:space="preserve">[X]</w:t>
+            </w:r>
+          </w:p>
+        </w:tc>
+        <w:tc>
+          <w:tcPr>
+            <w:tcMar>
+              <w:top w:type="dxa" w:w="100"/>
+              <w:left w:type="dxa" w:w="100"/>
+              <w:bottom w:type="dxa" w:w="100"/>
+              <w:right w:type="dxa" w:w="100"/>
+            </w:tcMar>
+            <w:vAlign w:val="center"/>
+          </w:tcPr>
+          <w:p>
+            <w:pPr>
+              <w:jc w:val="center"/>
+            </w:pPr>
+            <w:r>
+              <w:rPr>
+                <w:rFonts w:ascii="Arial" w:cs="Arial" w:eastAsia="Arial" w:hAnsi="Arial"/>
+                <w:b w:val="false"/>
+                <w:bCs w:val="false"/>
+                <w:color w:val="111827"/>
+                <w:sz w:val="18"/>
+                <w:szCs w:val="18"/>
+              </w:rPr>
+              <w:t xml:space="preserve">[X]</w:t>
+            </w:r>
+          </w:p>
+        </w:tc>
+      </w:tr>
+    </w:tbl>
     <w:p>
       <w:pPr>
         <w:pBdr>
